--- a/Documents/IMP - Konzultace.docx
+++ b/Documents/IMP - Konzultace.docx
@@ -1804,7 +1804,7 @@
         <w:rPr>
           <w:lang w:val="en-US"/>
         </w:rPr>
-        <w:t>ú</w:t>
+        <w:t>Ú</w:t>
       </w:r>
       <w:r>
         <w:rPr>
@@ -1813,6 +1813,8 @@
         <w:t>roveň</w:t>
       </w:r>
       <w:proofErr w:type="spellEnd"/>
+    </w:p>
+    <w:p>
       <w:r>
         <w:rPr>
           <w:lang w:val="en-US"/>
@@ -1934,6 +1936,27 @@
       <w:r>
         <w:t>kontroly dodržování pravidel dopravních značek, přidání železničního přejezdu i návěstních desek před přejezdem, dokončení 2. úrovně</w:t>
       </w:r>
+    </w:p>
+    <w:p/>
+    <w:p>
+      <w:r>
+        <w:t xml:space="preserve">Odkaz na online úložiště: </w:t>
+      </w:r>
+      <w:hyperlink r:id="rId8" w:history="1">
+        <w:r>
+          <w:rPr>
+            <w:rStyle w:val="Hypertextovodkaz"/>
+          </w:rPr>
+          <w:t>https://github.com/OndyMikula/Driving-License-Simulator/tree/IMP</w:t>
+        </w:r>
+      </w:hyperlink>
+    </w:p>
+    <w:p>
+      <w:pPr>
+        <w:rPr>
+          <w:lang w:val="en-US"/>
+        </w:rPr>
+      </w:pPr>
     </w:p>
     <w:sectPr>
       <w:pgSz w:w="12240" w:h="15840"/>
@@ -2646,7 +2669,6 @@
   <w:style w:type="character" w:default="1" w:styleId="Standardnpsmoodstavce">
     <w:name w:val="Default Paragraph Font"/>
     <w:uiPriority w:val="1"/>
-    <w:semiHidden/>
     <w:unhideWhenUsed/>
   </w:style>
   <w:style w:type="table" w:default="1" w:styleId="Normlntabulka">
@@ -3498,15 +3520,9 @@
 <file path=customXml/itemProps2.xml><?xml version="1.0" encoding="utf-8"?>
 <ds:datastoreItem xmlns:ds="http://schemas.openxmlformats.org/officeDocument/2006/customXml" ds:itemID="{5E0E7341-7301-4966-8893-D8884ECE9847}">
   <ds:schemaRefs>
-    <ds:schemaRef ds:uri="http://schemas.openxmlformats.org/package/2006/metadata/core-properties"/>
-    <ds:schemaRef ds:uri="http://www.w3.org/XML/1998/namespace"/>
-    <ds:schemaRef ds:uri="http://purl.org/dc/terms/"/>
-    <ds:schemaRef ds:uri="http://purl.org/dc/dcmitype/"/>
-    <ds:schemaRef ds:uri="http://purl.org/dc/elements/1.1/"/>
-    <ds:schemaRef ds:uri="http://schemas.microsoft.com/office/2006/documentManagement/types"/>
+    <ds:schemaRef ds:uri="http://schemas.microsoft.com/office/2006/metadata/properties"/>
     <ds:schemaRef ds:uri="http://schemas.microsoft.com/office/infopath/2007/PartnerControls"/>
     <ds:schemaRef ds:uri="d1528ff2-c224-4d9f-8f35-e3771bfb3670"/>
-    <ds:schemaRef ds:uri="http://schemas.microsoft.com/office/2006/metadata/properties"/>
   </ds:schemaRefs>
 </ds:datastoreItem>
 </file>
